--- a/素材/效果类项目素材/紫苏梅子酱/紫苏梅子酱资料包.docx
+++ b/素材/效果类项目素材/紫苏梅子酱/紫苏梅子酱资料包.docx
@@ -4,538 +4,607 @@
   <w:body>
     <w:p>
       <w:pPr>
-        <w:keepNext/>
-        <w:spacing w:after="80"/>
-        <w:jc w:val="left"/>
+        <w:pStyle w:val="Title"/>
       </w:pPr>
       <w:r>
-        <w:rPr>
-          <w:rFonts w:ascii="Microsoft YaHei" w:hAnsi="Microsoft YaHei" w:eastAsia="Microsoft YaHei"/>
-          <w:b/>
-          <w:color w:val="253247"/>
-          <w:sz w:val="42"/>
-        </w:rPr>
-        <w:t>紫苏梅子酱产品素材制作信息</w:t>
+        <w:t>紫苏梅子酱产品资料包</w:t>
       </w:r>
     </w:p>
     <w:p>
       <w:pPr>
-        <w:spacing w:after="240"/>
+        <w:pStyle w:val="DocumentSubtitle"/>
       </w:pPr>
       <w:r>
-        <w:rPr>
-          <w:rFonts w:ascii="Microsoft YaHei" w:hAnsi="Microsoft YaHei" w:eastAsia="Microsoft YaHei"/>
-          <w:b/>
-          <w:color w:val="C4552D"/>
-          <w:sz w:val="20"/>
-        </w:rPr>
         <w:t>效果类项目素材资料</w:t>
       </w:r>
     </w:p>
     <w:p>
       <w:pPr>
-        <w:spacing w:before="40" w:after="240" w:line="324" w:lineRule="auto"/>
-        <w:ind w:left="198" w:right="198"/>
-        <w:shd w:val="clear" w:color="auto" w:fill="FFF5EF"/>
+        <w:spacing w:after="180"/>
+      </w:pPr>
+      <w:r>
+        <w:t>本资料包只记录已确认的产品基础信息和可直接用于素材创意的卖点事实。Prompt 数量、片段时长、视觉风格、投放渠道和禁用元素在 Prompt 节点配置；画幅、分辨率和生成模型能力在视频渲染节点配置。</w:t>
+      </w:r>
+    </w:p>
+    <w:p>
+      <w:pPr>
+        <w:pStyle w:val="Heading1"/>
+      </w:pPr>
+      <w:r>
+        <w:t>产品基础信息</w:t>
+      </w:r>
+    </w:p>
+    <w:tbl>
+      <w:tblPr>
+        <w:tblW w:type="auto" w:w="0"/>
+        <w:tblLayout w:type="fixed"/>
+        <w:tblLook w:firstColumn="1" w:firstRow="1" w:lastColumn="0" w:lastRow="0" w:noHBand="0" w:noVBand="1" w:val="04A0"/>
+        <w:tblBorders>
+          <w:top w:val="single" w:sz="6" w:color="D9D9D9"/>
+          <w:left w:val="single" w:sz="6" w:color="D9D9D9"/>
+          <w:bottom w:val="single" w:sz="6" w:color="D9D9D9"/>
+          <w:right w:val="single" w:sz="6" w:color="D9D9D9"/>
+          <w:insideH w:val="single" w:sz="6" w:color="D9D9D9"/>
+          <w:insideV w:val="single" w:sz="6" w:color="D9D9D9"/>
+        </w:tblBorders>
+      </w:tblPr>
+      <w:tblGrid>
+        <w:gridCol w:w="4762"/>
+        <w:gridCol w:w="4762"/>
+      </w:tblGrid>
+      <w:tr>
+        <w:tc>
+          <w:tcPr>
+            <w:tcW w:type="dxa" w:w="1814"/>
+            <w:vAlign w:val="center"/>
+            <w:shd w:fill="EEF3F9"/>
+            <w:tcMar>
+              <w:top w:w="100" w:type="dxa"/>
+              <w:start w:w="120" w:type="dxa"/>
+              <w:bottom w:w="100" w:type="dxa"/>
+              <w:end w:w="120" w:type="dxa"/>
+            </w:tcMar>
+          </w:tcPr>
+          <w:p>
+            <w:pPr>
+              <w:spacing w:after="0"/>
+              <w:jc w:val="center"/>
+            </w:pPr>
+            <w:r>
+              <w:rPr>
+                <w:rFonts w:ascii="Microsoft YaHei" w:hAnsi="Microsoft YaHei" w:eastAsia="Microsoft YaHei"/>
+                <w:b/>
+                <w:color w:val="000000"/>
+                <w:sz w:val="20"/>
+              </w:rPr>
+              <w:t>产品品类</w:t>
+            </w:r>
+          </w:p>
+        </w:tc>
+        <w:tc>
+          <w:tcPr>
+            <w:tcW w:type="dxa" w:w="7483"/>
+            <w:vAlign w:val="center"/>
+            <w:tcMar>
+              <w:top w:w="100" w:type="dxa"/>
+              <w:start w:w="120" w:type="dxa"/>
+              <w:bottom w:w="100" w:type="dxa"/>
+              <w:end w:w="120" w:type="dxa"/>
+            </w:tcMar>
+          </w:tcPr>
+          <w:p>
+            <w:pPr>
+              <w:spacing w:after="0"/>
+            </w:pPr>
+            <w:r>
+              <w:rPr>
+                <w:rFonts w:ascii="Microsoft YaHei" w:hAnsi="Microsoft YaHei" w:eastAsia="Microsoft YaHei"/>
+                <w:b w:val="0"/>
+                <w:color w:val="000000"/>
+                <w:sz w:val="20"/>
+              </w:rPr>
+              <w:t>复合调味酱</w:t>
+            </w:r>
+          </w:p>
+        </w:tc>
+      </w:tr>
+      <w:tr>
+        <w:tc>
+          <w:tcPr>
+            <w:tcW w:type="dxa" w:w="1814"/>
+            <w:vAlign w:val="center"/>
+            <w:shd w:fill="EEF3F9"/>
+            <w:tcMar>
+              <w:top w:w="100" w:type="dxa"/>
+              <w:start w:w="120" w:type="dxa"/>
+              <w:bottom w:w="100" w:type="dxa"/>
+              <w:end w:w="120" w:type="dxa"/>
+            </w:tcMar>
+          </w:tcPr>
+          <w:p>
+            <w:pPr>
+              <w:spacing w:after="0"/>
+              <w:jc w:val="center"/>
+            </w:pPr>
+            <w:r>
+              <w:rPr>
+                <w:rFonts w:ascii="Microsoft YaHei" w:hAnsi="Microsoft YaHei" w:eastAsia="Microsoft YaHei"/>
+                <w:b/>
+                <w:color w:val="000000"/>
+                <w:sz w:val="20"/>
+              </w:rPr>
+              <w:t>产品名称</w:t>
+            </w:r>
+          </w:p>
+        </w:tc>
+        <w:tc>
+          <w:tcPr>
+            <w:tcW w:type="dxa" w:w="7483"/>
+            <w:vAlign w:val="center"/>
+            <w:tcMar>
+              <w:top w:w="100" w:type="dxa"/>
+              <w:start w:w="120" w:type="dxa"/>
+              <w:bottom w:w="100" w:type="dxa"/>
+              <w:end w:w="120" w:type="dxa"/>
+            </w:tcMar>
+          </w:tcPr>
+          <w:p>
+            <w:pPr>
+              <w:spacing w:after="0"/>
+            </w:pPr>
+            <w:r>
+              <w:rPr>
+                <w:rFonts w:ascii="Microsoft YaHei" w:hAnsi="Microsoft YaHei" w:eastAsia="Microsoft YaHei"/>
+                <w:b w:val="0"/>
+                <w:color w:val="000000"/>
+                <w:sz w:val="20"/>
+              </w:rPr>
+              <w:t>紫苏梅子酱</w:t>
+            </w:r>
+          </w:p>
+        </w:tc>
+      </w:tr>
+      <w:tr>
+        <w:tc>
+          <w:tcPr>
+            <w:tcW w:type="dxa" w:w="1814"/>
+            <w:vAlign w:val="center"/>
+            <w:shd w:fill="EEF3F9"/>
+            <w:tcMar>
+              <w:top w:w="100" w:type="dxa"/>
+              <w:start w:w="120" w:type="dxa"/>
+              <w:bottom w:w="100" w:type="dxa"/>
+              <w:end w:w="120" w:type="dxa"/>
+            </w:tcMar>
+          </w:tcPr>
+          <w:p>
+            <w:pPr>
+              <w:spacing w:after="0"/>
+              <w:jc w:val="center"/>
+            </w:pPr>
+            <w:r>
+              <w:rPr>
+                <w:rFonts w:ascii="Microsoft YaHei" w:hAnsi="Microsoft YaHei" w:eastAsia="Microsoft YaHei"/>
+                <w:b/>
+                <w:color w:val="000000"/>
+                <w:sz w:val="20"/>
+              </w:rPr>
+              <w:t>核心规格</w:t>
+            </w:r>
+          </w:p>
+        </w:tc>
+        <w:tc>
+          <w:tcPr>
+            <w:tcW w:type="dxa" w:w="7483"/>
+            <w:vAlign w:val="center"/>
+            <w:tcMar>
+              <w:top w:w="100" w:type="dxa"/>
+              <w:start w:w="120" w:type="dxa"/>
+              <w:bottom w:w="100" w:type="dxa"/>
+              <w:end w:w="120" w:type="dxa"/>
+            </w:tcMar>
+          </w:tcPr>
+          <w:p>
+            <w:pPr>
+              <w:spacing w:after="0"/>
+            </w:pPr>
+            <w:r>
+              <w:rPr>
+                <w:rFonts w:ascii="Microsoft YaHei" w:hAnsi="Microsoft YaHei" w:eastAsia="Microsoft YaHei"/>
+                <w:b w:val="0"/>
+                <w:color w:val="000000"/>
+                <w:sz w:val="20"/>
+              </w:rPr>
+              <w:t>220g 玻璃瓶装</w:t>
+            </w:r>
+          </w:p>
+        </w:tc>
+      </w:tr>
+      <w:tr>
+        <w:tc>
+          <w:tcPr>
+            <w:tcW w:type="dxa" w:w="1814"/>
+            <w:vAlign w:val="center"/>
+            <w:shd w:fill="EEF3F9"/>
+            <w:tcMar>
+              <w:top w:w="100" w:type="dxa"/>
+              <w:start w:w="120" w:type="dxa"/>
+              <w:bottom w:w="100" w:type="dxa"/>
+              <w:end w:w="120" w:type="dxa"/>
+            </w:tcMar>
+          </w:tcPr>
+          <w:p>
+            <w:pPr>
+              <w:spacing w:after="0"/>
+              <w:jc w:val="center"/>
+            </w:pPr>
+            <w:r>
+              <w:rPr>
+                <w:rFonts w:ascii="Microsoft YaHei" w:hAnsi="Microsoft YaHei" w:eastAsia="Microsoft YaHei"/>
+                <w:b/>
+                <w:color w:val="000000"/>
+                <w:sz w:val="20"/>
+              </w:rPr>
+              <w:t>价格带</w:t>
+            </w:r>
+          </w:p>
+        </w:tc>
+        <w:tc>
+          <w:tcPr>
+            <w:tcW w:type="dxa" w:w="7483"/>
+            <w:vAlign w:val="center"/>
+            <w:tcMar>
+              <w:top w:w="100" w:type="dxa"/>
+              <w:start w:w="120" w:type="dxa"/>
+              <w:bottom w:w="100" w:type="dxa"/>
+              <w:end w:w="120" w:type="dxa"/>
+            </w:tcMar>
+          </w:tcPr>
+          <w:p>
+            <w:pPr>
+              <w:spacing w:after="0"/>
+            </w:pPr>
+            <w:r>
+              <w:rPr>
+                <w:rFonts w:ascii="Microsoft YaHei" w:hAnsi="Microsoft YaHei" w:eastAsia="Microsoft YaHei"/>
+                <w:b w:val="0"/>
+                <w:color w:val="000000"/>
+                <w:sz w:val="20"/>
+              </w:rPr>
+              <w:t>32 元/瓶</w:t>
+            </w:r>
+          </w:p>
+        </w:tc>
+      </w:tr>
+      <w:tr>
+        <w:tc>
+          <w:tcPr>
+            <w:tcW w:type="dxa" w:w="1814"/>
+            <w:vAlign w:val="center"/>
+            <w:shd w:fill="EEF3F9"/>
+            <w:tcMar>
+              <w:top w:w="100" w:type="dxa"/>
+              <w:start w:w="120" w:type="dxa"/>
+              <w:bottom w:w="100" w:type="dxa"/>
+              <w:end w:w="120" w:type="dxa"/>
+            </w:tcMar>
+          </w:tcPr>
+          <w:p>
+            <w:pPr>
+              <w:spacing w:after="0"/>
+              <w:jc w:val="center"/>
+            </w:pPr>
+            <w:r>
+              <w:rPr>
+                <w:rFonts w:ascii="Microsoft YaHei" w:hAnsi="Microsoft YaHei" w:eastAsia="Microsoft YaHei"/>
+                <w:b/>
+                <w:color w:val="000000"/>
+                <w:sz w:val="20"/>
+              </w:rPr>
+              <w:t>核心外观特征</w:t>
+            </w:r>
+          </w:p>
+        </w:tc>
+        <w:tc>
+          <w:tcPr>
+            <w:tcW w:type="dxa" w:w="7483"/>
+            <w:vAlign w:val="center"/>
+            <w:tcMar>
+              <w:top w:w="100" w:type="dxa"/>
+              <w:start w:w="120" w:type="dxa"/>
+              <w:bottom w:w="100" w:type="dxa"/>
+              <w:end w:w="120" w:type="dxa"/>
+            </w:tcMar>
+          </w:tcPr>
+          <w:p>
+            <w:pPr>
+              <w:spacing w:after="0"/>
+            </w:pPr>
+            <w:r>
+              <w:rPr>
+                <w:rFonts w:ascii="Microsoft YaHei" w:hAnsi="Microsoft YaHei" w:eastAsia="Microsoft YaHei"/>
+                <w:b w:val="0"/>
+                <w:color w:val="000000"/>
+                <w:sz w:val="20"/>
+              </w:rPr>
+              <w:t>酱体呈深红紫色，质地浓稠，可见梅子果肉与细小紫苏碎，玻璃瓶装形态清晰。</w:t>
+            </w:r>
+          </w:p>
+        </w:tc>
+      </w:tr>
+    </w:tbl>
+    <w:p>
+      <w:pPr>
+        <w:pStyle w:val="Heading1"/>
+      </w:pPr>
+      <w:r>
+        <w:t>卖点</w:t>
+      </w:r>
+    </w:p>
+    <w:p>
+      <w:pPr>
+        <w:pStyle w:val="ListNumber"/>
+        <w:spacing w:after="80"/>
+        <w:ind w:left="408" w:hanging="255"/>
       </w:pPr>
       <w:r>
         <w:rPr>
           <w:rFonts w:ascii="Microsoft YaHei" w:hAnsi="Microsoft YaHei" w:eastAsia="Microsoft YaHei"/>
           <w:b w:val="0"/>
-          <w:color w:val="667085"/>
-          <w:sz w:val="19"/>
+          <w:color w:val="000000"/>
+          <w:sz w:val="21"/>
         </w:rPr>
-        <w:t>说明：本资料包只填写产品基础、卖点、用户与场景信息。时长、画幅、分辨率、投放渠道、禁用元素和视觉风格均在资料导入节点配置，本资料包不重复填写。</w:t>
+        <w:t>梅子果肉与紫苏风味融合在同一酱体中。</w:t>
       </w:r>
     </w:p>
     <w:p>
       <w:pPr>
-        <w:pStyle w:val="Heading1"/>
-        <w:pBdr>
-          <w:bottom w:val="single" w:sz="8" w:space="4" w:color="E6C8BA"/>
-        </w:pBdr>
-      </w:pPr>
-      <w:r>
-        <w:t>产品基础层</w:t>
-      </w:r>
-    </w:p>
-    <w:p>
-      <w:pPr>
-        <w:pStyle w:val="Heading2"/>
-      </w:pPr>
-      <w:r>
-        <w:t>品类</w:t>
-      </w:r>
-    </w:p>
-    <w:p>
-      <w:pPr>
-        <w:pStyle w:val="FieldValue"/>
-      </w:pPr>
-      <w:r>
-        <w:t>复合调味酱</w:t>
-      </w:r>
-    </w:p>
-    <w:p>
-      <w:pPr>
-        <w:pStyle w:val="Heading2"/>
-      </w:pPr>
-      <w:r>
-        <w:t>产品名称</w:t>
-      </w:r>
-    </w:p>
-    <w:p>
-      <w:pPr>
-        <w:pStyle w:val="FieldValue"/>
-      </w:pPr>
-      <w:r>
-        <w:t>紫苏梅子酱</w:t>
-      </w:r>
-    </w:p>
-    <w:p>
-      <w:pPr>
-        <w:pStyle w:val="Heading2"/>
-      </w:pPr>
-      <w:r>
-        <w:t>核心规格</w:t>
-      </w:r>
-    </w:p>
-    <w:p>
-      <w:pPr>
-        <w:pStyle w:val="FieldValue"/>
-      </w:pPr>
-      <w:r>
-        <w:t>220g 玻璃瓶装</w:t>
-      </w:r>
-    </w:p>
-    <w:p>
-      <w:pPr>
-        <w:pStyle w:val="Heading2"/>
-      </w:pPr>
-      <w:r>
-        <w:t>价格带</w:t>
-      </w:r>
-    </w:p>
-    <w:p>
-      <w:pPr>
-        <w:pStyle w:val="FieldValue"/>
-      </w:pPr>
-      <w:r>
-        <w:t>32 元/瓶</w:t>
-      </w:r>
-    </w:p>
-    <w:p>
-      <w:pPr>
-        <w:pStyle w:val="Heading2"/>
-      </w:pPr>
-      <w:r>
-        <w:t>核心外观特征</w:t>
-      </w:r>
-    </w:p>
-    <w:p>
-      <w:pPr>
-        <w:pStyle w:val="FieldValue"/>
-      </w:pPr>
-      <w:r>
-        <w:t>酱体呈深红紫色，质地浓稠，可见梅子果肉与细小紫苏碎，玻璃瓶装形态清晰。</w:t>
-      </w:r>
-    </w:p>
-    <w:p>
-      <w:pPr>
-        <w:pStyle w:val="Heading1"/>
-        <w:pBdr>
-          <w:bottom w:val="single" w:sz="8" w:space="4" w:color="E6C8BA"/>
-        </w:pBdr>
-      </w:pPr>
-      <w:r>
-        <w:t>卖点分层</w:t>
-      </w:r>
-    </w:p>
-    <w:p>
-      <w:pPr>
-        <w:pStyle w:val="Heading2"/>
-      </w:pPr>
-      <w:r>
-        <w:t>核心卖点</w:t>
-      </w:r>
-    </w:p>
-    <w:p>
-      <w:pPr>
-        <w:pStyle w:val="ListBullet"/>
-      </w:pPr>
-      <w:r>
-        <w:t>梅子果肉与紫苏风味融合</w:t>
-      </w:r>
-    </w:p>
-    <w:p>
-      <w:pPr>
-        <w:pStyle w:val="ListBullet"/>
-      </w:pPr>
-      <w:r>
-        <w:t>酸甜咸鲜复合口感</w:t>
-      </w:r>
-    </w:p>
-    <w:p>
-      <w:pPr>
-        <w:pStyle w:val="ListBullet"/>
-      </w:pPr>
-      <w:r>
-        <w:t>浓稠质地便于蘸、拌、刷</w:t>
-      </w:r>
-    </w:p>
-    <w:p>
-      <w:pPr>
-        <w:pStyle w:val="Heading2"/>
-      </w:pPr>
-      <w:r>
-        <w:t>次要卖点</w:t>
-      </w:r>
-    </w:p>
-    <w:p>
-      <w:pPr>
-        <w:pStyle w:val="ListBullet"/>
-      </w:pPr>
-      <w:r>
-        <w:t>酱体可见梅子果肉</w:t>
-      </w:r>
-    </w:p>
-    <w:p>
-      <w:pPr>
-        <w:pStyle w:val="ListBullet"/>
-      </w:pPr>
-      <w:r>
-        <w:t>深红紫色泽自然浓郁</w:t>
-      </w:r>
-    </w:p>
-    <w:p>
-      <w:pPr>
-        <w:pStyle w:val="ListBullet"/>
-      </w:pPr>
-      <w:r>
-        <w:t>适合烤肉、沙拉与冷菜搭配</w:t>
-      </w:r>
-    </w:p>
-    <w:p>
-      <w:pPr>
-        <w:pStyle w:val="ListBullet"/>
-      </w:pPr>
-      <w:r>
-        <w:t>玻璃瓶装便于观察与取用</w:t>
-      </w:r>
-    </w:p>
-    <w:p>
-      <w:pPr>
-        <w:pStyle w:val="Heading2"/>
-      </w:pPr>
-      <w:r>
-        <w:t>辅助信任背书</w:t>
-      </w:r>
-    </w:p>
-    <w:p>
-      <w:pPr>
-        <w:pStyle w:val="FieldValue"/>
-      </w:pPr>
-      <w:r>
-        <w:t>暂无。</w:t>
-      </w:r>
-    </w:p>
-    <w:p>
-      <w:pPr>
-        <w:pStyle w:val="Heading1"/>
-        <w:pBdr>
-          <w:bottom w:val="single" w:sz="8" w:space="4" w:color="E6C8BA"/>
-        </w:pBdr>
-      </w:pPr>
-      <w:r>
-        <w:t>用户层</w:t>
-      </w:r>
-    </w:p>
-    <w:p>
-      <w:pPr>
-        <w:pStyle w:val="Heading2"/>
-      </w:pPr>
-      <w:r>
-        <w:t>目标受众画像</w:t>
-      </w:r>
-    </w:p>
-    <w:p>
-      <w:pPr>
-        <w:pStyle w:val="ListBullet"/>
-      </w:pPr>
-      <w:r>
-        <w:t>家庭调味品采购者</w:t>
-      </w:r>
-    </w:p>
-    <w:p>
-      <w:pPr>
-        <w:pStyle w:val="ListBullet"/>
-      </w:pPr>
-      <w:r>
-        <w:t>酸甜口味爱好者</w:t>
-      </w:r>
-    </w:p>
-    <w:p>
-      <w:pPr>
-        <w:pStyle w:val="ListBullet"/>
-      </w:pPr>
-      <w:r>
-        <w:t>轻食与烤肉烹饪人群</w:t>
-      </w:r>
-    </w:p>
-    <w:p>
-      <w:pPr>
-        <w:pStyle w:val="ListBullet"/>
-      </w:pPr>
-      <w:r>
-        <w:t>喜欢创意蘸酱的年轻消费者</w:t>
-      </w:r>
-    </w:p>
-    <w:p>
-      <w:pPr>
-        <w:pStyle w:val="Heading2"/>
-      </w:pPr>
-      <w:r>
-        <w:t>核心痛点</w:t>
-      </w:r>
-    </w:p>
-    <w:p>
-      <w:pPr>
-        <w:pStyle w:val="ListBullet"/>
-      </w:pPr>
-      <w:r>
-        <w:t>日常菜肴味型单一，需要快速增加酸甜层次</w:t>
-      </w:r>
-    </w:p>
-    <w:p>
-      <w:pPr>
-        <w:pStyle w:val="ListBullet"/>
-      </w:pPr>
-      <w:r>
-        <w:t>自制蘸料步骤多，希望开瓶即可使用</w:t>
-      </w:r>
-    </w:p>
-    <w:p>
-      <w:pPr>
-        <w:pStyle w:val="ListBullet"/>
-      </w:pPr>
-      <w:r>
-        <w:t>担心果酱过甜或调味酱缺少果肉感</w:t>
-      </w:r>
-    </w:p>
-    <w:p>
-      <w:pPr>
-        <w:pStyle w:val="Heading2"/>
-      </w:pPr>
-      <w:r>
-        <w:t>决策动因</w:t>
-      </w:r>
-    </w:p>
-    <w:p>
-      <w:pPr>
-        <w:pStyle w:val="ListBullet"/>
-      </w:pPr>
-      <w:r>
-        <w:t>关注梅子酸甜与紫苏草本香是否平衡</w:t>
-      </w:r>
-    </w:p>
-    <w:p>
-      <w:pPr>
-        <w:pStyle w:val="ListBullet"/>
-      </w:pPr>
-      <w:r>
-        <w:t>看重可见果肉和浓稠质地</w:t>
-      </w:r>
-    </w:p>
-    <w:p>
-      <w:pPr>
-        <w:pStyle w:val="ListBullet"/>
-      </w:pPr>
-      <w:r>
-        <w:t>需要蘸食、拌菜和刷烤多用途</w:t>
-      </w:r>
-    </w:p>
-    <w:p>
-      <w:pPr>
-        <w:pStyle w:val="ListBullet"/>
-      </w:pPr>
-      <w:r>
-        <w:t>偏好玻璃瓶装的取用与储存体验</w:t>
-      </w:r>
-    </w:p>
-    <w:p>
-      <w:pPr>
-        <w:pStyle w:val="Heading2"/>
-      </w:pPr>
-      <w:r>
-        <w:t>营销目标</w:t>
-      </w:r>
-    </w:p>
-    <w:p>
-      <w:pPr>
-        <w:pStyle w:val="FieldValue"/>
-      </w:pPr>
-      <w:r>
-        <w:t>通过深红紫酱色、可见果肉和多种搭配方式展示复合风味，促进家庭调味场景转化。</w:t>
-      </w:r>
-    </w:p>
-    <w:p>
-      <w:pPr>
-        <w:pStyle w:val="Heading1"/>
-        <w:pBdr>
-          <w:bottom w:val="single" w:sz="8" w:space="4" w:color="E6C8BA"/>
-        </w:pBdr>
-      </w:pPr>
-      <w:r>
-        <w:t>场景层</w:t>
-      </w:r>
-    </w:p>
-    <w:p>
-      <w:pPr>
-        <w:pStyle w:val="Heading2"/>
-      </w:pPr>
-      <w:r>
-        <w:t>核心使用场景</w:t>
-      </w:r>
-    </w:p>
-    <w:p>
-      <w:pPr>
-        <w:pStyle w:val="ListBullet"/>
-      </w:pPr>
-      <w:r>
-        <w:t>烤鸭与烤肉蘸食</w:t>
-      </w:r>
-    </w:p>
-    <w:p>
-      <w:pPr>
-        <w:pStyle w:val="ListBullet"/>
-      </w:pPr>
-      <w:r>
-        <w:t>沙拉与凉菜拌酱</w:t>
-      </w:r>
-    </w:p>
-    <w:p>
-      <w:pPr>
-        <w:pStyle w:val="ListBullet"/>
-      </w:pPr>
-      <w:r>
-        <w:t>面包与小食涂抹</w:t>
-      </w:r>
-    </w:p>
-    <w:p>
-      <w:pPr>
-        <w:pStyle w:val="ListBullet"/>
-      </w:pPr>
-      <w:r>
-        <w:t>家庭聚餐佐味</w:t>
-      </w:r>
-    </w:p>
-    <w:p>
-      <w:pPr>
-        <w:pStyle w:val="Heading2"/>
-      </w:pPr>
-      <w:r>
-        <w:t>购买场景</w:t>
-      </w:r>
-    </w:p>
-    <w:p>
-      <w:pPr>
-        <w:pStyle w:val="ListBullet"/>
-      </w:pPr>
-      <w:r>
-        <w:t>家庭调味品补货</w:t>
-      </w:r>
-    </w:p>
-    <w:p>
-      <w:pPr>
-        <w:pStyle w:val="ListBullet"/>
-      </w:pPr>
-      <w:r>
-        <w:t>烤肉聚会采购</w:t>
-      </w:r>
-    </w:p>
-    <w:p>
-      <w:pPr>
-        <w:pStyle w:val="ListBullet"/>
-      </w:pPr>
-      <w:r>
-        <w:t>地方风味尝鲜</w:t>
-      </w:r>
-    </w:p>
-    <w:p>
-      <w:pPr>
-        <w:pStyle w:val="Heading2"/>
-      </w:pPr>
-      <w:r>
-        <w:t>情绪共鸣场景</w:t>
-      </w:r>
-    </w:p>
-    <w:p>
-      <w:pPr>
-        <w:pStyle w:val="ListBullet"/>
-      </w:pPr>
-      <w:r>
-        <w:t>酸甜开胃带来的食欲感</w:t>
-      </w:r>
-    </w:p>
-    <w:p>
-      <w:pPr>
-        <w:pStyle w:val="ListBullet"/>
-      </w:pPr>
-      <w:r>
-        <w:t>一酱多用的轻松成就感</w:t>
-      </w:r>
-    </w:p>
-    <w:p>
-      <w:pPr>
-        <w:pStyle w:val="ListBullet"/>
-      </w:pPr>
-      <w:r>
-        <w:t>聚餐蘸食分享的新鲜感</w:t>
-      </w:r>
-    </w:p>
-    <w:p>
-      <w:pPr>
-        <w:spacing w:before="320" w:after="0"/>
-        <w:shd w:val="clear" w:color="auto" w:fill="F7F8FA"/>
+        <w:pStyle w:val="ListNumber"/>
+        <w:spacing w:after="80"/>
+        <w:ind w:left="408" w:hanging="255"/>
       </w:pPr>
       <w:r>
         <w:rPr>
           <w:rFonts w:ascii="Microsoft YaHei" w:hAnsi="Microsoft YaHei" w:eastAsia="Microsoft YaHei"/>
           <w:b w:val="0"/>
-          <w:color w:val="667085"/>
-          <w:sz w:val="19"/>
+          <w:color w:val="000000"/>
+          <w:sz w:val="21"/>
         </w:rPr>
-        <w:t>填写确认：以上内容由资料提供方确认，作为本次效果类项目的信息提炼依据。</w:t>
+        <w:t>梅子酸味、柔和甜味与轻微咸鲜形成复合口感。</w:t>
+      </w:r>
+    </w:p>
+    <w:p>
+      <w:pPr>
+        <w:pStyle w:val="ListNumber"/>
+        <w:spacing w:after="80"/>
+        <w:ind w:left="408" w:hanging="255"/>
+      </w:pPr>
+      <w:r>
+        <w:rPr>
+          <w:rFonts w:ascii="Microsoft YaHei" w:hAnsi="Microsoft YaHei" w:eastAsia="Microsoft YaHei"/>
+          <w:b w:val="0"/>
+          <w:color w:val="000000"/>
+          <w:sz w:val="21"/>
+        </w:rPr>
+        <w:t>紫苏草本香为梅子酱增加了与普通果酱不同的风味辨识度。</w:t>
+      </w:r>
+    </w:p>
+    <w:p>
+      <w:pPr>
+        <w:pStyle w:val="ListNumber"/>
+        <w:spacing w:after="80"/>
+        <w:ind w:left="408" w:hanging="255"/>
+      </w:pPr>
+      <w:r>
+        <w:rPr>
+          <w:rFonts w:ascii="Microsoft YaHei" w:hAnsi="Microsoft YaHei" w:eastAsia="Microsoft YaHei"/>
+          <w:b w:val="0"/>
+          <w:color w:val="000000"/>
+          <w:sz w:val="21"/>
+        </w:rPr>
+        <w:t>深红紫色酱体在浅色餐盘和食材上对比鲜明。</w:t>
+      </w:r>
+    </w:p>
+    <w:p>
+      <w:pPr>
+        <w:pStyle w:val="ListNumber"/>
+        <w:spacing w:after="80"/>
+        <w:ind w:left="408" w:hanging="255"/>
+      </w:pPr>
+      <w:r>
+        <w:rPr>
+          <w:rFonts w:ascii="Microsoft YaHei" w:hAnsi="Microsoft YaHei" w:eastAsia="Microsoft YaHei"/>
+          <w:b w:val="0"/>
+          <w:color w:val="000000"/>
+          <w:sz w:val="21"/>
+        </w:rPr>
+        <w:t>酱体中可直接看到梅子果肉颗粒。</w:t>
+      </w:r>
+    </w:p>
+    <w:p>
+      <w:pPr>
+        <w:pStyle w:val="ListNumber"/>
+        <w:spacing w:after="80"/>
+        <w:ind w:left="408" w:hanging="255"/>
+      </w:pPr>
+      <w:r>
+        <w:rPr>
+          <w:rFonts w:ascii="Microsoft YaHei" w:hAnsi="Microsoft YaHei" w:eastAsia="Microsoft YaHei"/>
+          <w:b w:val="0"/>
+          <w:color w:val="000000"/>
+          <w:sz w:val="21"/>
+        </w:rPr>
+        <w:t>细小紫苏碎在浓稠酱体中形成可见的食材细节。</w:t>
+      </w:r>
+    </w:p>
+    <w:p>
+      <w:pPr>
+        <w:pStyle w:val="ListNumber"/>
+        <w:spacing w:after="80"/>
+        <w:ind w:left="408" w:hanging="255"/>
+      </w:pPr>
+      <w:r>
+        <w:rPr>
+          <w:rFonts w:ascii="Microsoft YaHei" w:hAnsi="Microsoft YaHei" w:eastAsia="Microsoft YaHei"/>
+          <w:b w:val="0"/>
+          <w:color w:val="000000"/>
+          <w:sz w:val="21"/>
+        </w:rPr>
+        <w:t>浓稠质地可用勺子舀取，并保留明显的堆叠纹理。</w:t>
+      </w:r>
+    </w:p>
+    <w:p>
+      <w:pPr>
+        <w:pStyle w:val="ListNumber"/>
+        <w:spacing w:after="80"/>
+        <w:ind w:left="408" w:hanging="255"/>
+      </w:pPr>
+      <w:r>
+        <w:rPr>
+          <w:rFonts w:ascii="Microsoft YaHei" w:hAnsi="Microsoft YaHei" w:eastAsia="Microsoft YaHei"/>
+          <w:b w:val="0"/>
+          <w:color w:val="000000"/>
+          <w:sz w:val="21"/>
+        </w:rPr>
+        <w:t>作为蘸酱时能挂在烤鸭、烤肉或小食表面。</w:t>
+      </w:r>
+    </w:p>
+    <w:p>
+      <w:pPr>
+        <w:pStyle w:val="ListNumber"/>
+        <w:spacing w:after="80"/>
+        <w:ind w:left="408" w:hanging="255"/>
+      </w:pPr>
+      <w:r>
+        <w:rPr>
+          <w:rFonts w:ascii="Microsoft YaHei" w:hAnsi="Microsoft YaHei" w:eastAsia="Microsoft YaHei"/>
+          <w:b w:val="0"/>
+          <w:color w:val="000000"/>
+          <w:sz w:val="21"/>
+        </w:rPr>
+        <w:t>用刷子涂抹时，浓稠酱体可在烤物表面形成均匀酱层。</w:t>
+      </w:r>
+    </w:p>
+    <w:p>
+      <w:pPr>
+        <w:pStyle w:val="ListNumber"/>
+        <w:spacing w:after="80"/>
+        <w:ind w:left="408" w:hanging="255"/>
+      </w:pPr>
+      <w:r>
+        <w:rPr>
+          <w:rFonts w:ascii="Microsoft YaHei" w:hAnsi="Microsoft YaHei" w:eastAsia="Microsoft YaHei"/>
+          <w:b w:val="0"/>
+          <w:color w:val="000000"/>
+          <w:sz w:val="21"/>
+        </w:rPr>
+        <w:t>用于凉拌时，酱体可裹覆在蔬菜或冷菜食材表面。</w:t>
+      </w:r>
+    </w:p>
+    <w:p>
+      <w:pPr>
+        <w:pStyle w:val="ListNumber"/>
+        <w:spacing w:after="80"/>
+        <w:ind w:left="408" w:hanging="255"/>
+      </w:pPr>
+      <w:r>
+        <w:rPr>
+          <w:rFonts w:ascii="Microsoft YaHei" w:hAnsi="Microsoft YaHei" w:eastAsia="Microsoft YaHei"/>
+          <w:b w:val="0"/>
+          <w:color w:val="000000"/>
+          <w:sz w:val="21"/>
+        </w:rPr>
+        <w:t>与其他调料混合后可调成酸甜草本风味的复合蘸汁。</w:t>
+      </w:r>
+    </w:p>
+    <w:p>
+      <w:pPr>
+        <w:pStyle w:val="ListNumber"/>
+        <w:spacing w:after="80"/>
+        <w:ind w:left="408" w:hanging="255"/>
+      </w:pPr>
+      <w:r>
+        <w:rPr>
+          <w:rFonts w:ascii="Microsoft YaHei" w:hAnsi="Microsoft YaHei" w:eastAsia="Microsoft YaHei"/>
+          <w:b w:val="0"/>
+          <w:color w:val="000000"/>
+          <w:sz w:val="21"/>
+        </w:rPr>
+        <w:t>涂抹在面包或脆片上时，可同时展示深红紫色泽与果肉颗粒。</w:t>
+      </w:r>
+    </w:p>
+    <w:p>
+      <w:pPr>
+        <w:pStyle w:val="ListNumber"/>
+        <w:spacing w:after="80"/>
+        <w:ind w:left="408" w:hanging="255"/>
+      </w:pPr>
+      <w:r>
+        <w:rPr>
+          <w:rFonts w:ascii="Microsoft YaHei" w:hAnsi="Microsoft YaHei" w:eastAsia="Microsoft YaHei"/>
+          <w:b w:val="0"/>
+          <w:color w:val="000000"/>
+          <w:sz w:val="21"/>
+        </w:rPr>
+        <w:t>适合为清淡主食或简单小食快速补充酸甜与紫苏风味。</w:t>
+      </w:r>
+    </w:p>
+    <w:p>
+      <w:pPr>
+        <w:pStyle w:val="ListNumber"/>
+        <w:spacing w:after="80"/>
+        <w:ind w:left="408" w:hanging="255"/>
+      </w:pPr>
+      <w:r>
+        <w:rPr>
+          <w:rFonts w:ascii="Microsoft YaHei" w:hAnsi="Microsoft YaHei" w:eastAsia="Microsoft YaHei"/>
+          <w:b w:val="0"/>
+          <w:color w:val="000000"/>
+          <w:sz w:val="21"/>
+        </w:rPr>
+        <w:t>适合偏好酸甜口味、紫苏草本香和果肉口感的消费者。</w:t>
+      </w:r>
+    </w:p>
+    <w:p>
+      <w:pPr>
+        <w:pStyle w:val="ListNumber"/>
+        <w:spacing w:after="80"/>
+        <w:ind w:left="408" w:hanging="255"/>
+      </w:pPr>
+      <w:r>
+        <w:rPr>
+          <w:rFonts w:ascii="Microsoft YaHei" w:hAnsi="Microsoft YaHei" w:eastAsia="Microsoft YaHei"/>
+          <w:b w:val="0"/>
+          <w:color w:val="000000"/>
+          <w:sz w:val="21"/>
+        </w:rPr>
+        <w:t>220g 玻璃瓶可直接观察酱体色泽、果肉颗粒和剩余量。</w:t>
+      </w:r>
+    </w:p>
+    <w:p>
+      <w:pPr>
+        <w:pStyle w:val="ListNumber"/>
+        <w:spacing w:after="80"/>
+        <w:ind w:left="408" w:hanging="255"/>
+      </w:pPr>
+      <w:r>
+        <w:rPr>
+          <w:rFonts w:ascii="Microsoft YaHei" w:hAnsi="Microsoft YaHei" w:eastAsia="Microsoft YaHei"/>
+          <w:b w:val="0"/>
+          <w:color w:val="000000"/>
+          <w:sz w:val="21"/>
+        </w:rPr>
+        <w:t>同一瓶酱可分别用于舀取蘸食、刷制烤物、凉拌裹酱和涂抹小食。</w:t>
       </w:r>
     </w:p>
     <w:sectPr>
-      <w:footerReference w:type="default" r:id="rId9"/>
       <w:pgSz w:w="11906" w:h="16838"/>
-      <w:pgMar w:top="1020" w:right="1247" w:bottom="1020" w:left="1247" w:header="454" w:footer="454" w:gutter="0"/>
+      <w:pgMar w:top="1020" w:right="1191" w:bottom="1020" w:left="1191" w:header="720" w:footer="720" w:gutter="0"/>
       <w:cols w:space="720"/>
       <w:docGrid w:linePitch="360"/>
     </w:sectPr>
   </w:body>
 </w:document>
-</file>
-
-<file path=word/footer1.xml><?xml version="1.0" encoding="utf-8"?>
-<w:ftr xmlns:m="http://schemas.openxmlformats.org/officeDocument/2006/math" xmlns:mc="http://schemas.openxmlformats.org/markup-compatibility/2006" xmlns:mo="http://schemas.microsoft.com/office/mac/office/2008/main" xmlns:mv="urn:schemas-microsoft-com:mac:vml" xmlns:o="urn:schemas-microsoft-com:office:office" xmlns:r="http://schemas.openxmlformats.org/officeDocument/2006/relationships" xmlns:v="urn:schemas-microsoft-com:vml" xmlns:w10="urn:schemas-microsoft-com:office:word" xmlns:w14="http://schemas.microsoft.com/office/word/2010/wordml" xmlns:w="http://schemas.openxmlformats.org/wordprocessingml/2006/main" xmlns:wne="http://schemas.microsoft.com/office/word/2006/wordml" xmlns:wp14="http://schemas.microsoft.com/office/word/2010/wordprocessingDrawing" xmlns:wp="http://schemas.openxmlformats.org/drawingml/2006/wordprocessingDrawing" xmlns:wpc="http://schemas.microsoft.com/office/word/2010/wordprocessingCanvas" xmlns:wpg="http://schemas.microsoft.com/office/word/2010/wordprocessingGroup" xmlns:wpi="http://schemas.microsoft.com/office/word/2010/wordprocessingInk" xmlns:wps="http://schemas.microsoft.com/office/word/2010/wordprocessingShape" mc:Ignorable="w14 wp14">
-  <w:p>
-    <w:pPr>
-      <w:pStyle w:val="Footer"/>
-      <w:jc w:val="center"/>
-    </w:pPr>
-    <w:r>
-      <w:rPr>
-        <w:rFonts w:ascii="Microsoft YaHei" w:hAnsi="Microsoft YaHei" w:eastAsia="Microsoft YaHei"/>
-        <w:b w:val="0"/>
-        <w:color w:val="98A2B3"/>
-        <w:sz w:val="17"/>
-      </w:rPr>
-      <w:t>广式三七瘦腊肠 · 产品素材制作信息</w:t>
-    </w:r>
-  </w:p>
-</w:ftr>
 </file>
 
 <file path=word/numbering.xml><?xml version="1.0" encoding="utf-8"?>
@@ -902,11 +971,10 @@
     <w:qFormat/>
     <w:rsid w:val="00FC693F"/>
     <w:pPr>
-      <w:spacing w:after="120" w:line="348" w:lineRule="auto"/>
+      <w:spacing w:after="100" w:line="283" w:lineRule="auto"/>
     </w:pPr>
     <w:rPr>
       <w:rFonts w:ascii="Microsoft YaHei" w:hAnsi="Microsoft YaHei" w:eastAsia="Microsoft YaHei"/>
-      <w:color w:val="253247"/>
       <w:sz w:val="21"/>
     </w:rPr>
   </w:style>
@@ -965,14 +1033,14 @@
     <w:pPr>
       <w:keepNext/>
       <w:keepLines/>
-      <w:spacing w:before="320" w:after="160"/>
+      <w:spacing w:before="240" w:after="100"/>
       <w:outlineLvl w:val="0"/>
     </w:pPr>
     <w:rPr>
       <w:rFonts w:asciiTheme="majorHAnsi" w:eastAsiaTheme="majorEastAsia" w:hAnsiTheme="majorHAnsi" w:cstheme="majorBidi" w:ascii="Microsoft YaHei" w:hAnsi="Microsoft YaHei" w:eastAsia="Microsoft YaHei"/>
       <w:b/>
       <w:bCs/>
-      <w:color w:val="8A351E"/>
+      <w:color w:val="000000"/>
       <w:sz w:val="30"/>
       <w:szCs w:val="28"/>
     </w:rPr>
@@ -989,15 +1057,15 @@
     <w:pPr>
       <w:keepNext/>
       <w:keepLines/>
-      <w:spacing w:before="200" w:after="60"/>
+      <w:spacing w:before="140" w:after="100"/>
       <w:outlineLvl w:val="1"/>
     </w:pPr>
     <w:rPr>
       <w:rFonts w:asciiTheme="majorHAnsi" w:eastAsiaTheme="majorEastAsia" w:hAnsiTheme="majorHAnsi" w:cstheme="majorBidi" w:ascii="Microsoft YaHei" w:hAnsi="Microsoft YaHei" w:eastAsia="Microsoft YaHei"/>
       <w:b/>
       <w:bCs/>
-      <w:color w:val="253247"/>
-      <w:sz w:val="23"/>
+      <w:color w:val="000000"/>
+      <w:sz w:val="22"/>
       <w:szCs w:val="26"/>
     </w:rPr>
   </w:style>
@@ -1254,15 +1322,16 @@
       <w:pBdr>
         <w:bottom w:val="single" w:sz="8" w:space="4" w:color="4F81BD" w:themeColor="accent1"/>
       </w:pBdr>
-      <w:spacing w:after="300" w:line="240" w:lineRule="auto"/>
+      <w:spacing w:after="100" w:line="240" w:lineRule="auto"/>
       <w:contextualSpacing/>
     </w:pPr>
     <w:rPr>
-      <w:rFonts w:asciiTheme="majorHAnsi" w:eastAsiaTheme="majorEastAsia" w:hAnsiTheme="majorHAnsi" w:cstheme="majorBidi"/>
-      <w:color w:val="17365D" w:themeColor="text2" w:themeShade="BF"/>
+      <w:rFonts w:asciiTheme="majorHAnsi" w:eastAsiaTheme="majorEastAsia" w:hAnsiTheme="majorHAnsi" w:cstheme="majorBidi" w:ascii="Microsoft YaHei" w:hAnsi="Microsoft YaHei" w:eastAsia="Microsoft YaHei"/>
+      <w:b/>
+      <w:color w:val="000000"/>
       <w:spacing w:val="5"/>
       <w:kern w:val="28"/>
-      <w:sz w:val="52"/>
+      <w:sz w:val="44"/>
       <w:szCs w:val="52"/>
     </w:rPr>
   </w:style>
@@ -1436,15 +1505,8 @@
       <w:numPr>
         <w:numId w:val="1"/>
       </w:numPr>
-      <w:spacing w:after="60" w:line="324" w:lineRule="auto"/>
-      <w:ind w:left="510" w:hanging="198"/>
       <w:contextualSpacing/>
     </w:pPr>
-    <w:rPr>
-      <w:rFonts w:ascii="Microsoft YaHei" w:hAnsi="Microsoft YaHei" w:eastAsia="Microsoft YaHei"/>
-      <w:color w:val="253247"/>
-      <w:sz w:val="21"/>
-    </w:rPr>
   </w:style>
   <w:style w:type="paragraph" w:styleId="ListBullet2">
     <w:name w:val="List Bullet 2"/>
@@ -12599,16 +12661,14 @@
       </w:tcPr>
     </w:tblStylePr>
   </w:style>
-  <w:style w:type="paragraph" w:customStyle="1" w:styleId="FieldValue">
-    <w:name w:val="Field Value"/>
-    <w:basedOn w:val="Normal"/>
-    <w:pPr>
-      <w:spacing w:after="120"/>
-      <w:ind w:left="255"/>
+  <w:style w:type="paragraph" w:customStyle="1" w:styleId="DocumentSubtitle">
+    <w:name w:val="Document Subtitle"/>
+    <w:pPr>
+      <w:spacing w:after="160"/>
     </w:pPr>
     <w:rPr>
       <w:rFonts w:ascii="Microsoft YaHei" w:hAnsi="Microsoft YaHei" w:eastAsia="Microsoft YaHei"/>
-      <w:color w:val="253247"/>
+      <w:color w:val="596375"/>
       <w:sz w:val="21"/>
     </w:rPr>
   </w:style>

--- a/素材/效果类项目素材/紫苏梅子酱/紫苏梅子酱资料包.docx
+++ b/素材/效果类项目素材/紫苏梅子酱/紫苏梅子酱资料包.docx
@@ -344,257 +344,321 @@
     <w:p>
       <w:pPr>
         <w:pStyle w:val="ListNumber"/>
-        <w:spacing w:after="80"/>
-        <w:ind w:left="408" w:hanging="255"/>
       </w:pPr>
       <w:r>
-        <w:rPr>
-          <w:rFonts w:ascii="Microsoft YaHei" w:hAnsi="Microsoft YaHei" w:eastAsia="Microsoft YaHei"/>
-          <w:b w:val="0"/>
-          <w:color w:val="000000"/>
-          <w:sz w:val="21"/>
-        </w:rPr>
-        <w:t>梅子果肉与紫苏风味融合在同一酱体中。</w:t>
+        <w:t>青梅果肉与紫苏共同构成酱体的主体风味来源。</w:t>
       </w:r>
     </w:p>
     <w:p>
       <w:pPr>
         <w:pStyle w:val="ListNumber"/>
-        <w:spacing w:after="80"/>
-        <w:ind w:left="408" w:hanging="255"/>
       </w:pPr>
       <w:r>
-        <w:rPr>
-          <w:rFonts w:ascii="Microsoft YaHei" w:hAnsi="Microsoft YaHei" w:eastAsia="Microsoft YaHei"/>
-          <w:b w:val="0"/>
-          <w:color w:val="000000"/>
-          <w:sz w:val="21"/>
-        </w:rPr>
-        <w:t>梅子酸味、柔和甜味与轻微咸鲜形成复合口感。</w:t>
+        <w:t>青梅先经过盐渍处理，再用于形成梅子风味基础。</w:t>
       </w:r>
     </w:p>
     <w:p>
       <w:pPr>
         <w:pStyle w:val="ListNumber"/>
-        <w:spacing w:after="80"/>
-        <w:ind w:left="408" w:hanging="255"/>
       </w:pPr>
       <w:r>
-        <w:rPr>
-          <w:rFonts w:ascii="Microsoft YaHei" w:hAnsi="Microsoft YaHei" w:eastAsia="Microsoft YaHei"/>
-          <w:b w:val="0"/>
-          <w:color w:val="000000"/>
-          <w:sz w:val="21"/>
-        </w:rPr>
-        <w:t>紫苏草本香为梅子酱增加了与普通果酱不同的风味辨识度。</w:t>
+        <w:t>红紫苏在传统制作过程中为梅子增添草本香气与红紫色泽。</w:t>
       </w:r>
     </w:p>
     <w:p>
       <w:pPr>
         <w:pStyle w:val="ListNumber"/>
-        <w:spacing w:after="80"/>
-        <w:ind w:left="408" w:hanging="255"/>
       </w:pPr>
       <w:r>
-        <w:rPr>
-          <w:rFonts w:ascii="Microsoft YaHei" w:hAnsi="Microsoft YaHei" w:eastAsia="Microsoft YaHei"/>
-          <w:b w:val="0"/>
-          <w:color w:val="000000"/>
-          <w:sz w:val="21"/>
-        </w:rPr>
-        <w:t>深红紫色酱体在浅色餐盘和食材上对比鲜明。</w:t>
+        <w:t>梅子去核后捣碎成酱，同时保留可辨认的果肉组织。</w:t>
       </w:r>
     </w:p>
     <w:p>
       <w:pPr>
         <w:pStyle w:val="ListNumber"/>
-        <w:spacing w:after="80"/>
-        <w:ind w:left="408" w:hanging="255"/>
       </w:pPr>
       <w:r>
-        <w:rPr>
-          <w:rFonts w:ascii="Microsoft YaHei" w:hAnsi="Microsoft YaHei" w:eastAsia="Microsoft YaHei"/>
-          <w:b w:val="0"/>
-          <w:color w:val="000000"/>
-          <w:sz w:val="21"/>
-        </w:rPr>
-        <w:t>酱体中可直接看到梅子果肉颗粒。</w:t>
+        <w:t>糖与米醋用于调和梅子的酸度，使酸甜味更平衡。</w:t>
       </w:r>
     </w:p>
     <w:p>
       <w:pPr>
         <w:pStyle w:val="ListNumber"/>
-        <w:spacing w:after="80"/>
-        <w:ind w:left="408" w:hanging="255"/>
       </w:pPr>
       <w:r>
-        <w:rPr>
-          <w:rFonts w:ascii="Microsoft YaHei" w:hAnsi="Microsoft YaHei" w:eastAsia="Microsoft YaHei"/>
-          <w:b w:val="0"/>
-          <w:color w:val="000000"/>
-          <w:sz w:val="21"/>
-        </w:rPr>
-        <w:t>细小紫苏碎在浓稠酱体中形成可见的食材细节。</w:t>
+        <w:t>酱体经加热熬至浓稠，形成介于果酱与流动酱汁之间的状态。</w:t>
       </w:r>
     </w:p>
     <w:p>
       <w:pPr>
         <w:pStyle w:val="ListNumber"/>
-        <w:spacing w:after="80"/>
-        <w:ind w:left="408" w:hanging="255"/>
       </w:pPr>
       <w:r>
-        <w:rPr>
-          <w:rFonts w:ascii="Microsoft YaHei" w:hAnsi="Microsoft YaHei" w:eastAsia="Microsoft YaHei"/>
-          <w:b w:val="0"/>
-          <w:color w:val="000000"/>
-          <w:sz w:val="21"/>
-        </w:rPr>
-        <w:t>浓稠质地可用勺子舀取，并保留明显的堆叠纹理。</w:t>
+        <w:t>入口先呈现青梅的明亮果酸，味觉起点清晰。</w:t>
       </w:r>
     </w:p>
     <w:p>
       <w:pPr>
         <w:pStyle w:val="ListNumber"/>
-        <w:spacing w:after="80"/>
-        <w:ind w:left="408" w:hanging="255"/>
       </w:pPr>
       <w:r>
-        <w:rPr>
-          <w:rFonts w:ascii="Microsoft YaHei" w:hAnsi="Microsoft YaHei" w:eastAsia="Microsoft YaHei"/>
-          <w:b w:val="0"/>
-          <w:color w:val="000000"/>
-          <w:sz w:val="21"/>
-        </w:rPr>
-        <w:t>作为蘸酱时能挂在烤鸭、烤肉或小食表面。</w:t>
+        <w:t>柔和甜味承接梅子酸味，避免口感只剩尖锐酸感。</w:t>
       </w:r>
     </w:p>
     <w:p>
       <w:pPr>
         <w:pStyle w:val="ListNumber"/>
-        <w:spacing w:after="80"/>
-        <w:ind w:left="408" w:hanging="255"/>
       </w:pPr>
       <w:r>
-        <w:rPr>
-          <w:rFonts w:ascii="Microsoft YaHei" w:hAnsi="Microsoft YaHei" w:eastAsia="Microsoft YaHei"/>
-          <w:b w:val="0"/>
-          <w:color w:val="000000"/>
-          <w:sz w:val="21"/>
-        </w:rPr>
-        <w:t>用刷子涂抹时，浓稠酱体可在烤物表面形成均匀酱层。</w:t>
+        <w:t>轻微咸鲜让酸甜味更有厚度，区别于普通甜味果酱。</w:t>
       </w:r>
     </w:p>
     <w:p>
       <w:pPr>
         <w:pStyle w:val="ListNumber"/>
-        <w:spacing w:after="80"/>
-        <w:ind w:left="408" w:hanging="255"/>
       </w:pPr>
       <w:r>
-        <w:rPr>
-          <w:rFonts w:ascii="Microsoft YaHei" w:hAnsi="Microsoft YaHei" w:eastAsia="Microsoft YaHei"/>
-          <w:b w:val="0"/>
-          <w:color w:val="000000"/>
-          <w:sz w:val="21"/>
-        </w:rPr>
-        <w:t>用于凉拌时，酱体可裹覆在蔬菜或冷菜食材表面。</w:t>
+        <w:t>尾段能感受到紫苏带来的清凉草本香与回甘。</w:t>
       </w:r>
     </w:p>
     <w:p>
       <w:pPr>
         <w:pStyle w:val="ListNumber"/>
-        <w:spacing w:after="80"/>
-        <w:ind w:left="408" w:hanging="255"/>
       </w:pPr>
       <w:r>
-        <w:rPr>
-          <w:rFonts w:ascii="Microsoft YaHei" w:hAnsi="Microsoft YaHei" w:eastAsia="Microsoft YaHei"/>
-          <w:b w:val="0"/>
-          <w:color w:val="000000"/>
-          <w:sz w:val="21"/>
-        </w:rPr>
-        <w:t>与其他调料混合后可调成酸甜草本风味的复合蘸汁。</w:t>
+        <w:t>酱体呈暗红至紫红色，在浅色餐盘和食材上对比鲜明。</w:t>
       </w:r>
     </w:p>
     <w:p>
       <w:pPr>
         <w:pStyle w:val="ListNumber"/>
-        <w:spacing w:after="80"/>
-        <w:ind w:left="408" w:hanging="255"/>
       </w:pPr>
       <w:r>
-        <w:rPr>
-          <w:rFonts w:ascii="Microsoft YaHei" w:hAnsi="Microsoft YaHei" w:eastAsia="Microsoft YaHei"/>
-          <w:b w:val="0"/>
-          <w:color w:val="000000"/>
-          <w:sz w:val="21"/>
-        </w:rPr>
-        <w:t>涂抹在面包或脆片上时，可同时展示深红紫色泽与果肉颗粒。</w:t>
+        <w:t>打开瓶盖后可看到酱面自然光泽与深浅交错的红紫色层次。</w:t>
       </w:r>
     </w:p>
     <w:p>
       <w:pPr>
         <w:pStyle w:val="ListNumber"/>
-        <w:spacing w:after="80"/>
-        <w:ind w:left="408" w:hanging="255"/>
       </w:pPr>
       <w:r>
-        <w:rPr>
-          <w:rFonts w:ascii="Microsoft YaHei" w:hAnsi="Microsoft YaHei" w:eastAsia="Microsoft YaHei"/>
-          <w:b w:val="0"/>
-          <w:color w:val="000000"/>
-          <w:sz w:val="21"/>
-        </w:rPr>
-        <w:t>适合为清淡主食或简单小食快速补充酸甜与紫苏风味。</w:t>
+        <w:t>酱体中保留完整或大块梅子，舀取时能直接展示果实形态。</w:t>
       </w:r>
     </w:p>
     <w:p>
       <w:pPr>
         <w:pStyle w:val="ListNumber"/>
-        <w:spacing w:after="80"/>
-        <w:ind w:left="408" w:hanging="255"/>
       </w:pPr>
       <w:r>
-        <w:rPr>
-          <w:rFonts w:ascii="Microsoft YaHei" w:hAnsi="Microsoft YaHei" w:eastAsia="Microsoft YaHei"/>
-          <w:b w:val="0"/>
-          <w:color w:val="000000"/>
-          <w:sz w:val="21"/>
-        </w:rPr>
-        <w:t>适合偏好酸甜口味、紫苏草本香和果肉口感的消费者。</w:t>
+        <w:t>细碎梅肉分布在酱汁中，近看可见不规则果肉颗粒。</w:t>
       </w:r>
     </w:p>
     <w:p>
       <w:pPr>
         <w:pStyle w:val="ListNumber"/>
-        <w:spacing w:after="80"/>
-        <w:ind w:left="408" w:hanging="255"/>
       </w:pPr>
       <w:r>
-        <w:rPr>
-          <w:rFonts w:ascii="Microsoft YaHei" w:hAnsi="Microsoft YaHei" w:eastAsia="Microsoft YaHei"/>
-          <w:b w:val="0"/>
-          <w:color w:val="000000"/>
-          <w:sz w:val="21"/>
-        </w:rPr>
-        <w:t>220g 玻璃瓶可直接观察酱体色泽、果肉颗粒和剩余量。</w:t>
+        <w:t>紫苏叶碎与纤维散布在酱体中，形成区别于纯滑酱汁的细节。</w:t>
       </w:r>
     </w:p>
     <w:p>
       <w:pPr>
         <w:pStyle w:val="ListNumber"/>
-        <w:spacing w:after="80"/>
-        <w:ind w:left="408" w:hanging="255"/>
       </w:pPr>
       <w:r>
-        <w:rPr>
-          <w:rFonts w:ascii="Microsoft YaHei" w:hAnsi="Microsoft YaHei" w:eastAsia="Microsoft YaHei"/>
-          <w:b w:val="0"/>
-          <w:color w:val="000000"/>
-          <w:sz w:val="21"/>
-        </w:rPr>
-        <w:t>同一瓶酱可分别用于舀取蘸食、刷制烤物、凉拌裹酱和涂抹小食。</w:t>
+        <w:t>浓稠酱体可被勺子完整舀起，并短暂保留堆叠纹理。</w:t>
+      </w:r>
+    </w:p>
+    <w:p>
+      <w:pPr>
+        <w:pStyle w:val="ListNumber"/>
+      </w:pPr>
+      <w:r>
+        <w:t>勺子抬起时酱汁缓慢回落，可呈现连续而不过快的流动状态。</w:t>
+      </w:r>
+    </w:p>
+    <w:p>
+      <w:pPr>
+        <w:pStyle w:val="ListNumber"/>
+      </w:pPr>
+      <w:r>
+        <w:t>酱汁能附着在食材表面，形成清楚可见的红紫色包裹层。</w:t>
+      </w:r>
+    </w:p>
+    <w:p>
+      <w:pPr>
+        <w:pStyle w:val="ListNumber"/>
+      </w:pPr>
+      <w:r>
+        <w:t>透明玻璃瓶可直接观察酱体颜色、梅子颗粒和瓶内余量。</w:t>
+      </w:r>
+    </w:p>
+    <w:p>
+      <w:pPr>
+        <w:pStyle w:val="ListNumber"/>
+      </w:pPr>
+      <w:r>
+        <w:t>宽口瓶身便于勺子伸入，能够直接完成舀取和取用动作。</w:t>
+      </w:r>
+    </w:p>
+    <w:p>
+      <w:pPr>
+        <w:pStyle w:val="ListNumber"/>
+      </w:pPr>
+      <w:r>
+        <w:t>银色旋盖、紫色标签与透明瓶身组成容易辨认的包装外观。</w:t>
+      </w:r>
+    </w:p>
+    <w:p>
+      <w:pPr>
+        <w:pStyle w:val="ListNumber"/>
+      </w:pPr>
+      <w:r>
+        <w:t>将完整梅子连同酱汁舀入小碟，可同时呈现果实与酱体两种质感。</w:t>
+      </w:r>
+    </w:p>
+    <w:p>
+      <w:pPr>
+        <w:pStyle w:val="ListNumber"/>
+      </w:pPr>
+      <w:r>
+        <w:t>蘸取炸鸡、天妇罗或炸猪排时，酱汁可挂在酥脆表面形成酸甜搭配。</w:t>
+      </w:r>
+    </w:p>
+    <w:p>
+      <w:pPr>
+        <w:pStyle w:val="ListNumber"/>
+      </w:pPr>
+      <w:r>
+        <w:t>蘸取秋葵、芦笋或西兰花时，红紫酱色可为浅色蔬菜增加明显色彩。</w:t>
+      </w:r>
+    </w:p>
+    <w:p>
+      <w:pPr>
+        <w:pStyle w:val="ListNumber"/>
+      </w:pPr>
+      <w:r>
+        <w:t>淋在嫩豆腐表面时，浓稠酱汁沿豆腐边缘缓慢铺开并形成色彩反差。</w:t>
+      </w:r>
+    </w:p>
+    <w:p>
+      <w:pPr>
+        <w:pStyle w:val="ListNumber"/>
+      </w:pPr>
+      <w:r>
+        <w:t>烤五花肉或牛肉片蘸酱后，红紫色酱汁可附着在肉片切面。</w:t>
+      </w:r>
+    </w:p>
+    <w:p>
+      <w:pPr>
+        <w:pStyle w:val="ListNumber"/>
+      </w:pPr>
+      <w:r>
+        <w:t>与生抽和香油拌入黄瓜或白萝卜丝后，酱汁可均匀裹住清脆蔬菜。</w:t>
+      </w:r>
+    </w:p>
+    <w:p>
+      <w:pPr>
+        <w:pStyle w:val="ListNumber"/>
+      </w:pPr>
+      <w:r>
+        <w:t>拌入芒果、苹果或梨块后，梅子果酸与水果形态形成冷食搭配。</w:t>
+      </w:r>
+    </w:p>
+    <w:p>
+      <w:pPr>
+        <w:pStyle w:val="ListNumber"/>
+      </w:pPr>
+      <w:r>
+        <w:t>加入米醋和芝麻油调成凉面汁后，可沿荞麦面条均匀分布。</w:t>
+      </w:r>
+    </w:p>
+    <w:p>
+      <w:pPr>
+        <w:pStyle w:val="ListNumber"/>
+      </w:pPr>
+      <w:r>
+        <w:t>用于排骨收汁时，酱汁逐渐浓缩并在排骨表面形成亮泽酱层。</w:t>
+      </w:r>
+    </w:p>
+    <w:p>
+      <w:pPr>
+        <w:pStyle w:val="ListNumber"/>
+      </w:pPr>
+      <w:r>
+        <w:t>用于虾仁快速翻炒时，酱汁能迅速包裹虾仁并呈现红亮成菜色泽。</w:t>
+      </w:r>
+    </w:p>
+    <w:p>
+      <w:pPr>
+        <w:pStyle w:val="ListNumber"/>
+      </w:pPr>
+      <w:r>
+        <w:t>红烧鱼中可用紫苏梅酱替代部分醋和糖，在焖煮后形成酸甜酱汁。</w:t>
+      </w:r>
+    </w:p>
+    <w:p>
+      <w:pPr>
+        <w:pStyle w:val="ListNumber"/>
+      </w:pPr>
+      <w:r>
+        <w:t>茄子煲收汁时，软化的茄子可吸附酱汁并呈现油润红紫色表面。</w:t>
+      </w:r>
+    </w:p>
+    <w:p>
+      <w:pPr>
+        <w:pStyle w:val="ListNumber"/>
+      </w:pPr>
+      <w:r>
+        <w:t>涂在披萨饼底时，酱体可替代番茄酱形成均匀的紫苏梅风味底酱。</w:t>
+      </w:r>
+    </w:p>
+    <w:p>
+      <w:pPr>
+        <w:pStyle w:val="ListNumber"/>
+      </w:pPr>
+      <w:r>
+        <w:t>与橄榄油拌入意面后，酱汁可分散在面条表面形成清爽酸甜风味。</w:t>
+      </w:r>
+    </w:p>
+    <w:p>
+      <w:pPr>
+        <w:pStyle w:val="ListNumber"/>
+      </w:pPr>
+      <w:r>
+        <w:t>鸡翅与紫苏梅酱、蒜泥和蜂蜜腌制后烤制，可形成焦亮的酸甜外层。</w:t>
+      </w:r>
+    </w:p>
+    <w:p>
+      <w:pPr>
+        <w:pStyle w:val="ListNumber"/>
+      </w:pPr>
+      <w:r>
+        <w:t>用刷子把酱体涂在烤物表面时，可留下连续刷痕并形成均匀酱膜。</w:t>
+      </w:r>
+    </w:p>
+    <w:p>
+      <w:pPr>
+        <w:pStyle w:val="ListNumber"/>
+      </w:pPr>
+      <w:r>
+        <w:t>在热菜收汁末段加入紫苏梅酱，可让酱汁集中附着而不被长时间稀释。</w:t>
+      </w:r>
+    </w:p>
+    <w:p>
+      <w:pPr>
+        <w:pStyle w:val="ListNumber"/>
+      </w:pPr>
+      <w:r>
+        <w:t>与其他调料搅匀后，深色酱体可逐步融合成质地均一的复合蘸汁。</w:t>
+      </w:r>
+    </w:p>
+    <w:p>
+      <w:pPr>
+        <w:pStyle w:val="ListNumber"/>
+      </w:pPr>
+      <w:r>
+        <w:t>少量紫苏梅酱点缀清淡主食或小食时，可形成集中的红紫色风味亮点。</w:t>
       </w:r>
     </w:p>
     <w:sectPr>
@@ -1319,9 +1383,6 @@
     <w:qFormat/>
     <w:rsid w:val="00FC693F"/>
     <w:pPr>
-      <w:pBdr>
-        <w:bottom w:val="single" w:sz="8" w:space="4" w:color="4F81BD" w:themeColor="accent1"/>
-      </w:pBdr>
       <w:spacing w:after="100" w:line="240" w:lineRule="auto"/>
       <w:contextualSpacing/>
     </w:pPr>
